--- a/Fase 2/Evidencias Individules/Alex_Puebla_2.1_APT122_DiarioReflexionFase2.docx
+++ b/Fase 2/Evidencias Individules/Alex_Puebla_2.1_APT122_DiarioReflexionFase2.docx
@@ -435,40 +435,6 @@
               <w:t>En si he tenido problemas en como se explica tanto la idea como el proceso de ella en la documentación.</w:t>
             </w:r>
           </w:p>
-          <w:p>
-            <w:pPr>
-              <w:ind w:left="360"/>
-              <w:jc w:val="both"/>
-              <w:rPr>
-                <w:rFonts w:ascii="Calibri" w:hAnsi="Calibri"/>
-                <w:b/>
-                <w:bCs/>
-                <w:color w:val="1F4E79" w:themeColor="accent1" w:themeShade="80"/>
-              </w:rPr>
-            </w:pPr>
-          </w:p>
-          <w:p>
-            <w:pPr>
-              <w:jc w:val="both"/>
-              <w:rPr>
-                <w:rFonts w:ascii="Calibri" w:hAnsi="Calibri"/>
-                <w:b/>
-                <w:bCs/>
-                <w:color w:val="1F4E79" w:themeColor="accent1" w:themeShade="80"/>
-              </w:rPr>
-            </w:pPr>
-          </w:p>
-          <w:p>
-            <w:pPr>
-              <w:jc w:val="both"/>
-              <w:rPr>
-                <w:rFonts w:ascii="Calibri" w:hAnsi="Calibri"/>
-                <w:b/>
-                <w:bCs/>
-                <w:color w:val="1F4E79" w:themeColor="accent1" w:themeShade="80"/>
-              </w:rPr>
-            </w:pPr>
-          </w:p>
         </w:tc>
       </w:tr>
     </w:tbl>
@@ -655,39 +621,6 @@
               <w:t xml:space="preserve"> escanearía el contenido de la URL no lo consideramos bien, pero buscando encontramos que podíamos hacerlo con un crawler (explorador web) el cual puede encontrar enlaces, imágenes, archivos JavaScript entre otros. Lo que nos da un mejor pie de inicio.</w:t>
             </w:r>
           </w:p>
-          <w:p>
-            <w:pPr>
-              <w:jc w:val="both"/>
-              <w:rPr>
-                <w:rFonts w:ascii="Calibri" w:hAnsi="Calibri"/>
-                <w:b/>
-                <w:bCs/>
-                <w:color w:val="1F4E79" w:themeColor="accent1" w:themeShade="80"/>
-              </w:rPr>
-            </w:pPr>
-          </w:p>
-          <w:p>
-            <w:pPr>
-              <w:jc w:val="both"/>
-              <w:rPr>
-                <w:rFonts w:ascii="Calibri" w:hAnsi="Calibri"/>
-                <w:b/>
-                <w:bCs/>
-                <w:color w:val="1F4E79" w:themeColor="accent1" w:themeShade="80"/>
-              </w:rPr>
-            </w:pPr>
-          </w:p>
-          <w:p>
-            <w:pPr>
-              <w:jc w:val="both"/>
-              <w:rPr>
-                <w:rFonts w:ascii="Calibri" w:hAnsi="Calibri"/>
-                <w:b/>
-                <w:bCs/>
-                <w:color w:val="1F4E79" w:themeColor="accent1" w:themeShade="80"/>
-              </w:rPr>
-            </w:pPr>
-          </w:p>
         </w:tc>
       </w:tr>
     </w:tbl>
@@ -1004,28 +937,6 @@
               </w:rPr>
               <w:t xml:space="preserve"> pero es como ahora mismo, estoy trabajando en casa buscando maneras de hacerlo además de buscar documentación que me pueda ayudar.</w:t>
             </w:r>
-          </w:p>
-          <w:p>
-            <w:pPr>
-              <w:jc w:val="both"/>
-              <w:rPr>
-                <w:rFonts w:ascii="Calibri" w:hAnsi="Calibri"/>
-                <w:b/>
-                <w:bCs/>
-                <w:color w:val="1F4E79" w:themeColor="accent1" w:themeShade="80"/>
-              </w:rPr>
-            </w:pPr>
-          </w:p>
-          <w:p>
-            <w:pPr>
-              <w:jc w:val="both"/>
-              <w:rPr>
-                <w:rFonts w:ascii="Calibri" w:hAnsi="Calibri"/>
-                <w:b/>
-                <w:bCs/>
-                <w:color w:val="1F4E79" w:themeColor="accent1" w:themeShade="80"/>
-              </w:rPr>
-            </w:pPr>
           </w:p>
         </w:tc>
       </w:tr>
@@ -1276,61 +1187,6 @@
               <w:t xml:space="preserve"> el tiempo.</w:t>
             </w:r>
           </w:p>
-          <w:p>
-            <w:pPr>
-              <w:jc w:val="both"/>
-              <w:rPr>
-                <w:rFonts w:ascii="Calibri" w:hAnsi="Calibri"/>
-                <w:b/>
-                <w:bCs/>
-                <w:color w:val="1F4E79" w:themeColor="accent1" w:themeShade="80"/>
-              </w:rPr>
-            </w:pPr>
-          </w:p>
-          <w:p>
-            <w:pPr>
-              <w:jc w:val="both"/>
-              <w:rPr>
-                <w:rFonts w:ascii="Calibri" w:hAnsi="Calibri"/>
-                <w:b/>
-                <w:bCs/>
-                <w:color w:val="1F4E79" w:themeColor="accent1" w:themeShade="80"/>
-              </w:rPr>
-            </w:pPr>
-          </w:p>
-          <w:p>
-            <w:pPr>
-              <w:jc w:val="both"/>
-              <w:rPr>
-                <w:rFonts w:ascii="Calibri" w:hAnsi="Calibri"/>
-                <w:b/>
-                <w:bCs/>
-                <w:color w:val="1F4E79" w:themeColor="accent1" w:themeShade="80"/>
-              </w:rPr>
-            </w:pPr>
-          </w:p>
-          <w:p>
-            <w:pPr>
-              <w:jc w:val="both"/>
-              <w:rPr>
-                <w:rFonts w:ascii="Calibri" w:hAnsi="Calibri"/>
-                <w:b/>
-                <w:bCs/>
-                <w:color w:val="1F4E79" w:themeColor="accent1" w:themeShade="80"/>
-              </w:rPr>
-            </w:pPr>
-          </w:p>
-          <w:p>
-            <w:pPr>
-              <w:jc w:val="both"/>
-              <w:rPr>
-                <w:rFonts w:ascii="Calibri" w:hAnsi="Calibri"/>
-                <w:b/>
-                <w:bCs/>
-                <w:color w:val="1F4E79" w:themeColor="accent1" w:themeShade="80"/>
-              </w:rPr>
-            </w:pPr>
-          </w:p>
         </w:tc>
       </w:tr>
     </w:tbl>
@@ -1475,28 +1331,6 @@
               <w:t>Realmente como no existe un líder claro (aunque en papel sea diferente) trato de buscar o encargarme de los tiempos, asignar tareas por ejemplo nos asignamos tareas a través chat de Gmail, donde podemos hacerlo y ponerles fechas límite.</w:t>
             </w:r>
           </w:p>
-          <w:p>
-            <w:pPr>
-              <w:jc w:val="both"/>
-              <w:rPr>
-                <w:rFonts w:eastAsiaTheme="majorEastAsia"/>
-                <w:color w:val="767171" w:themeColor="background2" w:themeShade="80"/>
-                <w:sz w:val="24"/>
-                <w:szCs w:val="24"/>
-              </w:rPr>
-            </w:pPr>
-          </w:p>
-          <w:p>
-            <w:pPr>
-              <w:jc w:val="both"/>
-              <w:rPr>
-                <w:rFonts w:ascii="Calibri" w:hAnsi="Calibri"/>
-                <w:b/>
-                <w:bCs/>
-                <w:color w:val="1F4E79" w:themeColor="accent1" w:themeShade="80"/>
-              </w:rPr>
-            </w:pPr>
-          </w:p>
         </w:tc>
       </w:tr>
     </w:tbl>
@@ -1739,6 +1573,14 @@
               </w:numPr>
               <w:jc w:val="both"/>
               <w:rPr>
+                <w:rFonts w:ascii="Calibri" w:hAnsi="Calibri"/>
+                <w:b/>
+                <w:bCs/>
+                <w:color w:val="1F4E79" w:themeColor="accent1" w:themeShade="80"/>
+              </w:rPr>
+            </w:pPr>
+            <w:r>
+              <w:rPr>
                 <w:rFonts w:eastAsiaTheme="majorEastAsia"/>
                 <w:b/>
                 <w:bCs/>
@@ -1746,7 +1588,9 @@
                 <w:sz w:val="24"/>
                 <w:szCs w:val="24"/>
               </w:rPr>
-            </w:pPr>
+              <w:t xml:space="preserve">A mejorar es como dejar de dar la vuelta tan grande y aprender a ser </w:t>
+            </w:r>
+            <w:proofErr w:type="spellStart"/>
             <w:r>
               <w:rPr>
                 <w:rFonts w:eastAsiaTheme="majorEastAsia"/>
@@ -1756,9 +1600,9 @@
                 <w:sz w:val="24"/>
                 <w:szCs w:val="24"/>
               </w:rPr>
-              <w:t xml:space="preserve">A mejorar es como dejar de dar la vuelta tan grande y aprender a ser </w:t>
+              <w:t>mas</w:t>
             </w:r>
-            <w:proofErr w:type="spellStart"/>
+            <w:proofErr w:type="spellEnd"/>
             <w:r>
               <w:rPr>
                 <w:rFonts w:eastAsiaTheme="majorEastAsia"/>
@@ -1768,80 +1612,12 @@
                 <w:sz w:val="24"/>
                 <w:szCs w:val="24"/>
               </w:rPr>
-              <w:t>mas</w:t>
-            </w:r>
-            <w:proofErr w:type="spellEnd"/>
-            <w:r>
-              <w:rPr>
-                <w:rFonts w:eastAsiaTheme="majorEastAsia"/>
-                <w:b/>
-                <w:bCs/>
-                <w:color w:val="1F4E79" w:themeColor="accent1" w:themeShade="80"/>
-                <w:sz w:val="24"/>
-                <w:szCs w:val="24"/>
-              </w:rPr>
               <w:t xml:space="preserve"> especifico o definido en los detalles.</w:t>
             </w:r>
-          </w:p>
-          <w:p>
-            <w:pPr>
-              <w:jc w:val="both"/>
-              <w:rPr>
-                <w:rFonts w:eastAsiaTheme="majorEastAsia"/>
-                <w:color w:val="767171" w:themeColor="background2" w:themeShade="80"/>
-                <w:sz w:val="24"/>
-                <w:szCs w:val="24"/>
-              </w:rPr>
-            </w:pPr>
-          </w:p>
-          <w:p>
-            <w:pPr>
-              <w:jc w:val="both"/>
-              <w:rPr>
-                <w:rFonts w:eastAsiaTheme="majorEastAsia"/>
-                <w:color w:val="767171" w:themeColor="background2" w:themeShade="80"/>
-                <w:sz w:val="24"/>
-                <w:szCs w:val="24"/>
-              </w:rPr>
-            </w:pPr>
-          </w:p>
-          <w:p>
-            <w:pPr>
-              <w:jc w:val="both"/>
-              <w:rPr>
-                <w:rFonts w:eastAsiaTheme="majorEastAsia"/>
-                <w:color w:val="767171" w:themeColor="background2" w:themeShade="80"/>
-                <w:sz w:val="24"/>
-                <w:szCs w:val="24"/>
-              </w:rPr>
-            </w:pPr>
-          </w:p>
-          <w:p>
-            <w:pPr>
-              <w:jc w:val="both"/>
-              <w:rPr>
-                <w:rFonts w:ascii="Calibri" w:hAnsi="Calibri"/>
-                <w:b/>
-                <w:bCs/>
-                <w:color w:val="1F4E79" w:themeColor="accent1" w:themeShade="80"/>
-              </w:rPr>
-            </w:pPr>
           </w:p>
         </w:tc>
       </w:tr>
     </w:tbl>
-    <w:p>
-      <w:pPr>
-        <w:spacing w:after="0" w:line="360" w:lineRule="auto"/>
-        <w:jc w:val="both"/>
-        <w:rPr>
-          <w:color w:val="595959" w:themeColor="text1" w:themeTint="A6"/>
-          <w:sz w:val="24"/>
-          <w:szCs w:val="24"/>
-          <w:lang w:eastAsia="ja-JP"/>
-        </w:rPr>
-      </w:pPr>
-    </w:p>
     <w:p>
       <w:pPr>
         <w:spacing w:after="0" w:line="360" w:lineRule="auto"/>
@@ -9191,25 +8967,6 @@
 </file>
 
 <file path=customXml/item1.xml><?xml version="1.0" encoding="utf-8"?>
-<b:Sources xmlns:b="http://schemas.openxmlformats.org/officeDocument/2006/bibliography" xmlns="http://schemas.openxmlformats.org/officeDocument/2006/bibliography" SelectedStyle="\APASixthEditionOfficeOnline.xsl" StyleName="APA" Version="6"/>
-</file>
-
-<file path=customXml/item2.xml><?xml version="1.0" encoding="utf-8"?>
-<?mso-contentType ?>
-<FormTemplates xmlns="http://schemas.microsoft.com/sharepoint/v3/contenttype/forms">
-  <Display>DocumentLibraryForm</Display>
-  <Edit>DocumentLibraryForm</Edit>
-  <New>DocumentLibraryForm</New>
-</FormTemplates>
-</file>
-
-<file path=customXml/item3.xml><?xml version="1.0" encoding="utf-8"?>
-<p:properties xmlns:p="http://schemas.microsoft.com/office/2006/metadata/properties" xmlns:xsi="http://www.w3.org/2001/XMLSchema-instance" xmlns:pc="http://schemas.microsoft.com/office/infopath/2007/PartnerControls">
-  <documentManagement/>
-</p:properties>
-</file>
-
-<file path=customXml/item4.xml><?xml version="1.0" encoding="utf-8"?>
 <ct:contentTypeSchema xmlns:ct="http://schemas.microsoft.com/office/2006/metadata/contentType" xmlns:ma="http://schemas.microsoft.com/office/2006/metadata/properties/metaAttributes" ct:_="" ma:_="" ma:contentTypeName="Documento" ma:contentTypeID="0x010100E96778489EE7714D8BD12CC105EB918B" ma:contentTypeVersion="2" ma:contentTypeDescription="Crear nuevo documento." ma:contentTypeScope="" ma:versionID="416c5c7ae9b5d54d83875cd3c65194e3">
   <xsd:schema xmlns:xsd="http://www.w3.org/2001/XMLSchema" xmlns:xs="http://www.w3.org/2001/XMLSchema" xmlns:p="http://schemas.microsoft.com/office/2006/metadata/properties" xmlns:ns2="126e8a1c-9ea9-435a-ac89-d06c80d62e30" targetNamespace="http://schemas.microsoft.com/office/2006/metadata/properties" ma:root="true" ma:fieldsID="70a237c842677bd850644f8595079f5e" ns2:_="">
     <xsd:import namespace="126e8a1c-9ea9-435a-ac89-d06c80d62e30"/>
@@ -9341,32 +9098,26 @@
 </ct:contentTypeSchema>
 </file>
 
-<file path=customXml/itemProps1.xml><?xml version="1.0" encoding="utf-8"?>
-<ds:datastoreItem xmlns:ds="http://schemas.openxmlformats.org/officeDocument/2006/customXml" ds:itemID="{FBD61725-A60E-40F3-AB5D-0E7F797DD77D}">
-  <ds:schemaRefs>
-    <ds:schemaRef ds:uri="http://schemas.openxmlformats.org/officeDocument/2006/bibliography"/>
-  </ds:schemaRefs>
-</ds:datastoreItem>
+<file path=customXml/item2.xml><?xml version="1.0" encoding="utf-8"?>
+<p:properties xmlns:p="http://schemas.microsoft.com/office/2006/metadata/properties" xmlns:xsi="http://www.w3.org/2001/XMLSchema-instance" xmlns:pc="http://schemas.microsoft.com/office/infopath/2007/PartnerControls">
+  <documentManagement/>
+</p:properties>
 </file>
 
-<file path=customXml/itemProps2.xml><?xml version="1.0" encoding="utf-8"?>
-<ds:datastoreItem xmlns:ds="http://schemas.openxmlformats.org/officeDocument/2006/customXml" ds:itemID="{DABAA964-10BA-4DBC-ABF2-CDEAC0FAF7AA}">
-  <ds:schemaRefs>
-    <ds:schemaRef ds:uri="http://schemas.microsoft.com/sharepoint/v3/contenttype/forms"/>
-  </ds:schemaRefs>
-</ds:datastoreItem>
+<file path=customXml/item3.xml><?xml version="1.0" encoding="utf-8"?>
+<?mso-contentType ?>
+<FormTemplates xmlns="http://schemas.microsoft.com/sharepoint/v3/contenttype/forms">
+  <Display>DocumentLibraryForm</Display>
+  <Edit>DocumentLibraryForm</Edit>
+  <New>DocumentLibraryForm</New>
+</FormTemplates>
 </file>
 
-<file path=customXml/itemProps3.xml><?xml version="1.0" encoding="utf-8"?>
-<ds:datastoreItem xmlns:ds="http://schemas.openxmlformats.org/officeDocument/2006/customXml" ds:itemID="{5F1783E3-BA1C-4CA3-8E32-C9B378BBED03}">
-  <ds:schemaRefs>
-    <ds:schemaRef ds:uri="http://schemas.microsoft.com/office/2006/metadata/properties"/>
-    <ds:schemaRef ds:uri="http://schemas.microsoft.com/office/infopath/2007/PartnerControls"/>
-  </ds:schemaRefs>
-</ds:datastoreItem>
+<file path=customXml/item4.xml><?xml version="1.0" encoding="utf-8"?>
+<b:Sources xmlns:b="http://schemas.openxmlformats.org/officeDocument/2006/bibliography" xmlns="http://schemas.openxmlformats.org/officeDocument/2006/bibliography" SelectedStyle="\APASixthEditionOfficeOnline.xsl" StyleName="APA" Version="6"/>
 </file>
 
-<file path=customXml/itemProps4.xml><?xml version="1.0" encoding="utf-8"?>
+<file path=customXml/itemProps1.xml><?xml version="1.0" encoding="utf-8"?>
 <ds:datastoreItem xmlns:ds="http://schemas.openxmlformats.org/officeDocument/2006/customXml" ds:itemID="{DF0582E6-0C2C-40A6-8E3D-E410E41021C1}">
   <ds:schemaRefs>
     <ds:schemaRef ds:uri="http://schemas.microsoft.com/office/2006/metadata/contentType"/>
@@ -9382,4 +9133,29 @@
     <ds:schemaRef ds:uri="http://schemas.microsoft.com/internal/obd"/>
   </ds:schemaRefs>
 </ds:datastoreItem>
+</file>
+
+<file path=customXml/itemProps2.xml><?xml version="1.0" encoding="utf-8"?>
+<ds:datastoreItem xmlns:ds="http://schemas.openxmlformats.org/officeDocument/2006/customXml" ds:itemID="{5F1783E3-BA1C-4CA3-8E32-C9B378BBED03}">
+  <ds:schemaRefs>
+    <ds:schemaRef ds:uri="http://schemas.microsoft.com/office/2006/metadata/properties"/>
+    <ds:schemaRef ds:uri="http://schemas.microsoft.com/office/infopath/2007/PartnerControls"/>
+  </ds:schemaRefs>
+</ds:datastoreItem>
+</file>
+
+<file path=customXml/itemProps3.xml><?xml version="1.0" encoding="utf-8"?>
+<ds:datastoreItem xmlns:ds="http://schemas.openxmlformats.org/officeDocument/2006/customXml" ds:itemID="{DABAA964-10BA-4DBC-ABF2-CDEAC0FAF7AA}">
+  <ds:schemaRefs>
+    <ds:schemaRef ds:uri="http://schemas.microsoft.com/sharepoint/v3/contenttype/forms"/>
+  </ds:schemaRefs>
+</ds:datastoreItem>
+</file>
+
+<file path=customXml/itemProps4.xml><?xml version="1.0" encoding="utf-8"?>
+<ds:datastoreItem xmlns:ds="http://schemas.openxmlformats.org/officeDocument/2006/customXml" ds:itemID="{FBD61725-A60E-40F3-AB5D-0E7F797DD77D}">
+  <ds:schemaRefs>
+    <ds:schemaRef ds:uri="http://schemas.openxmlformats.org/officeDocument/2006/bibliography"/>
+  </ds:schemaRefs>
+</ds:datastoreItem>
 </file>